--- a/data/client_04_stretch/meeting_notes.docx
+++ b/data/client_04_stretch/meeting_notes.docx
@@ -19,22 +19,22 @@
     </w:p>
     <w:p>
       <w:r>
-        <w:t>On top of the completion payment, the deal includes a deferred earnout of up to £400,000, payable over the next two years and contingent on the business hitting agreed revenue targets. None of the earnout has been received yet, and James was clear it is not guaranteed — it depends entirely on how the business performs under the new owners.</w:t>
+        <w:t>On top of the completion payment, the deal includes a deferred earnout of up to £400,000, payable over the next two years and contingent on the business hitting agreed revenue targets. None of the earnout has been received yet, and James was clear it is not guaranteed; it depends entirely on how the business performs under the new owners.</w:t>
       </w:r>
     </w:p>
     <w:p>
       <w:r>
-        <w:t>Important point on the completion money: £200,000 of the £850,000 is already committed to repaying a bridging loan James took out last year against the business. That repayment is due shortly. So the amount genuinely free to invest from the completion payment is what is left once the bridging loan is cleared.</w:t>
-      </w:r>
-    </w:p>
-    <w:p>
-      <w:r>
-        <w:t>We agreed the report should deal only with the money that is actually available now. The earnout will be looked at separately, as and when each instalment is received and confirmed.</w:t>
+        <w:t>Important point on the completion money: £200,000 of the £850,000 is already committed to repaying a bridging loan James took out last year against the business. That repayment is due shortly.</w:t>
       </w:r>
     </w:p>
     <w:p>
       <w:r>
         <w:t>James and Caroline's objectives are long-term growth with a balanced-to-moderate risk appetite. They have no income requirement from the portfolio currently; James may do some consultancy work but nothing is settled.</w:t>
+      </w:r>
+    </w:p>
+    <w:p>
+      <w:r>
+        <w:t>Their overriding objective for this money is clear: to build a tax-efficient base that can replace James's income when he steps back from full-time work in about three years. We agreed everything we recommend should be weighed against that three-year goal.</w:t>
       </w:r>
     </w:p>
     <w:p>
@@ -64,7 +64,7 @@
     </w:p>
     <w:p>
       <w:r>
-        <w:t>Caroline also mentioned an old Meridian account in her name that was closed last year — that one has nothing in it and can be disregarded; I noted it only so we do not chase a balance that does not exist.</w:t>
+        <w:t>Caroline also mentioned an old Meridian account in her name that was closed last year; that one has nothing in it and can be disregarded. I noted it only so we do not chase a balance that does not exist.</w:t>
       </w:r>
     </w:p>
     <w:p>
@@ -75,11 +75,6 @@
     <w:p>
       <w:r>
         <w:t>As part of tidying up, we agreed to disinvest a portion of the Holloway joint GIA and rebalance it; that sale is a disposal and will have a capital gains position to set out.</w:t>
-      </w:r>
-    </w:p>
-    <w:p>
-      <w:r>
-        <w:t>We discussed the order of events: the bridging loan must be repaid from the completion money first, and only the net amount after that is what we are investing now.</w:t>
       </w:r>
     </w:p>
     <w:p>
@@ -104,12 +99,12 @@
     </w:p>
     <w:p>
       <w:r>
-        <w:t>To summarise the actions I noted: confirm Caroline's Meridian cash balance; confirm the timing of the bridging-loan repayment; and treat the earnout separately as each instalment is received.</w:t>
+        <w:t>To summarise the actions I noted: confirm Caroline's Meridian cash balance, and confirm the timing of the bridging-loan repayment.</w:t>
       </w:r>
     </w:p>
     <w:p>
       <w:r>
-        <w:t>Next steps: prepare the advice report covering the ISAs, the SIPPs, the joint GIAs, the offshore bond and the new joint account, and the investment of the net completion proceeds.</w:t>
+        <w:t>Next steps: prepare the advice report covering the ISAs, the SIPPs, the joint GIAs, the offshore bond and the new joint account, and the investment of the completion proceeds.</w:t>
       </w:r>
     </w:p>
     <w:sectPr>
